--- a/backend/documents/BLZ2026_corrected.docx
+++ b/backend/documents/BLZ2026_corrected.docx
@@ -252,7 +252,7 @@
               <w:br/>
             </w:r>
             <w:r>
-              <w:t xml:space="preserve">    ARGUMENT I  </w:t>
+              <w:t xml:space="preserve">    ARGUMENT I (Page 17)  </w:t>
             </w:r>
             <w:r>
               <w:br/>
@@ -268,7 +268,7 @@
             </w:r>
             <w:r>
               <w:br/>
-              <w:t xml:space="preserve">    ARGUMENT II  </w:t>
+              <w:t xml:space="preserve">    ARGUMENT I (Page 17)I  </w:t>
             </w:r>
             <w:r>
               <w:br/>
@@ -276,7 +276,7 @@
             </w:r>
             <w:r>
               <w:br/>
-              <w:t xml:space="preserve">    ARGUMENT III  </w:t>
+              <w:t xml:space="preserve">    ARGUMENT I (Page 17)II  </w:t>
             </w:r>
             <w:r>
               <w:br/>
@@ -284,7 +284,7 @@
             </w:r>
             <w:r>
               <w:br/>
-              <w:t xml:space="preserve">    ARGUMENT IV  </w:t>
+              <w:t xml:space="preserve">    ARGUMENT I (Page 17)V  </w:t>
             </w:r>
             <w:r>
               <w:br/>
@@ -292,7 +292,7 @@
             </w:r>
             <w:r>
               <w:br/>
-              <w:t xml:space="preserve">    ARGUMENT V  </w:t>
+              <w:t xml:space="preserve">    ARGUMENT V (Page 60)  </w:t>
             </w:r>
             <w:r>
               <w:br/>
@@ -300,7 +300,7 @@
             </w:r>
             <w:r>
               <w:br/>
-              <w:t xml:space="preserve">    ARGUMENT VI  </w:t>
+              <w:t xml:space="preserve">    ARGUMENT V (Page 60)I  </w:t>
             </w:r>
             <w:r>
               <w:br/>
@@ -308,7 +308,7 @@
             </w:r>
             <w:r>
               <w:br/>
-              <w:t xml:space="preserve">    ARGUMENT VII  </w:t>
+              <w:t xml:space="preserve">    ARGUMENT V (Page 60)II  </w:t>
             </w:r>
             <w:r>
               <w:br/>
@@ -316,7 +316,7 @@
             </w:r>
             <w:r>
               <w:br/>
-              <w:t xml:space="preserve">    ARGUMENT VIII  </w:t>
+              <w:t xml:space="preserve">    ARGUMENT V (Page 60)III  </w:t>
             </w:r>
             <w:r>
               <w:br/>
@@ -384,7 +384,7 @@
               <w:br/>
             </w:r>
             <w:r>
-              <w:t>ADDENDUM A: Certification</w:t>
+              <w:t>ADDENDUM A (Page 127): Certification</w:t>
             </w:r>
             <w:r>
               <w:br/>
@@ -392,7 +392,7 @@
             </w:r>
             <w:r>
               <w:br/>
-              <w:t>ADDENDUM B: Supporting Affidavit</w:t>
+              <w:t>ADDENDUM B (Page 127): Supporting Affidavit</w:t>
             </w:r>
             <w:r>
               <w:br/>
@@ -402,13 +402,12 @@
               <w:br/>
             </w:r>
             <w:r>
-              <w:lastRenderedPageBreak/>
               <w:br/>
-              <w:t xml:space="preserve">ADDENDUM C: Certificate of Service  </w:t>
+              <w:t xml:space="preserve">ADDENDUM C (Page 127): Certificate of Service  </w:t>
             </w:r>
             <w:r>
               <w:br/>
-              <w:t>ADDENDUM D: Compliance Report Affidavit</w:t>
+              <w:t>ADDENDUM D (Page 131): Compliance Report Affidavit</w:t>
             </w:r>
             <w:r>
               <w:br/>
@@ -416,7 +415,7 @@
             </w:r>
             <w:r>
               <w:br/>
-              <w:t>ADDENDUM E: Proposed Order</w:t>
+              <w:t>ADDENDUM E (Page 129): Proposed Order</w:t>
             </w:r>
             <w:r>
               <w:br/>

--- a/backend/documents/BLZ2026_corrected.docx
+++ b/backend/documents/BLZ2026_corrected.docx
@@ -252,7 +252,7 @@
               <w:br/>
             </w:r>
             <w:r>
-              <w:t xml:space="preserve">    ARGUMENT I (Page 17)  </w:t>
+              <w:t xml:space="preserve">    ARGUMENT I (Page 17)</w:t>
             </w:r>
             <w:r>
               <w:br/>
@@ -268,7 +268,7 @@
             </w:r>
             <w:r>
               <w:br/>
-              <w:t xml:space="preserve">    ARGUMENT I (Page 17)I  </w:t>
+              <w:t xml:space="preserve">    ARGUMENT II (Page 23)</w:t>
             </w:r>
             <w:r>
               <w:br/>
@@ -276,7 +276,7 @@
             </w:r>
             <w:r>
               <w:br/>
-              <w:t xml:space="preserve">    ARGUMENT I (Page 17)II  </w:t>
+              <w:t xml:space="preserve">    ARGUMENT III (Page 55)</w:t>
             </w:r>
             <w:r>
               <w:br/>
@@ -284,7 +284,7 @@
             </w:r>
             <w:r>
               <w:br/>
-              <w:t xml:space="preserve">    ARGUMENT I (Page 17)V  </w:t>
+              <w:t xml:space="preserve">    ARGUMENT IV (Page 58)</w:t>
             </w:r>
             <w:r>
               <w:br/>
@@ -292,7 +292,7 @@
             </w:r>
             <w:r>
               <w:br/>
-              <w:t xml:space="preserve">    ARGUMENT V (Page 60)  </w:t>
+              <w:t xml:space="preserve">    ARGUMENT V (Page 60)</w:t>
             </w:r>
             <w:r>
               <w:br/>
@@ -300,7 +300,7 @@
             </w:r>
             <w:r>
               <w:br/>
-              <w:t xml:space="preserve">    ARGUMENT V (Page 60)I  </w:t>
+              <w:t xml:space="preserve">    ARGUMENT VI (Page 61)</w:t>
             </w:r>
             <w:r>
               <w:br/>
@@ -308,7 +308,7 @@
             </w:r>
             <w:r>
               <w:br/>
-              <w:t xml:space="preserve">    ARGUMENT V (Page 60)II  </w:t>
+              <w:t xml:space="preserve">    ARGUMENT VII (Page 62)</w:t>
             </w:r>
             <w:r>
               <w:br/>
@@ -316,7 +316,7 @@
             </w:r>
             <w:r>
               <w:br/>
-              <w:t xml:space="preserve">    ARGUMENT V (Page 60)III  </w:t>
+              <w:t xml:space="preserve">    ARGUMENT VIII (Page 73)</w:t>
             </w:r>
             <w:r>
               <w:br/>

--- a/backend/documents/BLZ2026_corrected.docx
+++ b/backend/documents/BLZ2026_corrected.docx
@@ -50,7 +50,7 @@
                 <w:b/>
                 <w:bCs/>
               </w:rPr>
-              <w:t xml:space="preserve">1:  </w:t>
+              <w:t xml:space="preserve">Page 1:  </w:t>
             </w:r>
             <w:r>
               <w:rPr>
@@ -71,7 +71,7 @@
                 <w:b/>
                 <w:bCs/>
               </w:rPr>
-              <w:t xml:space="preserve">2:  </w:t>
+              <w:t xml:space="preserve">Page 8:  </w:t>
             </w:r>
             <w:r>
               <w:rPr>
@@ -92,7 +92,7 @@
                 <w:b/>
                 <w:bCs/>
               </w:rPr>
-              <w:t xml:space="preserve">3:  </w:t>
+              <w:t xml:space="preserve">Page 4:  </w:t>
             </w:r>
             <w:r>
               <w:rPr>
@@ -113,7 +113,7 @@
                 <w:b/>
                 <w:bCs/>
               </w:rPr>
-              <w:t xml:space="preserve">4:  </w:t>
+              <w:t xml:space="preserve">Page 7:  </w:t>
             </w:r>
             <w:r>
               <w:rPr>
@@ -134,7 +134,7 @@
                 <w:b/>
                 <w:bCs/>
               </w:rPr>
-              <w:t xml:space="preserve">5:  </w:t>
+              <w:t xml:space="preserve">Page 9:  </w:t>
             </w:r>
             <w:r>
               <w:rPr>
@@ -193,7 +193,7 @@
                 <w:b/>
                 <w:bCs/>
               </w:rPr>
-              <w:t xml:space="preserve">6:  </w:t>
+              <w:t xml:space="preserve">Page 14:  </w:t>
             </w:r>
             <w:r>
               <w:rPr>
@@ -214,7 +214,7 @@
                 <w:b/>
                 <w:bCs/>
               </w:rPr>
-              <w:t xml:space="preserve">7:  </w:t>
+              <w:t xml:space="preserve">Page 16:  </w:t>
             </w:r>
             <w:r>
               <w:rPr>
@@ -235,7 +235,7 @@
                 <w:b/>
                 <w:bCs/>
               </w:rPr>
-              <w:t xml:space="preserve">8:  </w:t>
+              <w:t xml:space="preserve">Page 17:  </w:t>
             </w:r>
             <w:r>
               <w:rPr>
@@ -252,7 +252,7 @@
               <w:br/>
             </w:r>
             <w:r>
-              <w:t xml:space="preserve">    ARGUMENT I (Page 17)</w:t>
+              <w:t xml:space="preserve">    ARGUMENT I (Page 17)  </w:t>
             </w:r>
             <w:r>
               <w:br/>
@@ -268,7 +268,7 @@
             </w:r>
             <w:r>
               <w:br/>
-              <w:t xml:space="preserve">    ARGUMENT II (Page 23)</w:t>
+              <w:t xml:space="preserve">    ARGUMENT II (Page 23)  </w:t>
             </w:r>
             <w:r>
               <w:br/>
@@ -276,7 +276,7 @@
             </w:r>
             <w:r>
               <w:br/>
-              <w:t xml:space="preserve">    ARGUMENT III (Page 55)</w:t>
+              <w:t xml:space="preserve">    ARGUMENT III (Page 55)  </w:t>
             </w:r>
             <w:r>
               <w:br/>
@@ -284,7 +284,7 @@
             </w:r>
             <w:r>
               <w:br/>
-              <w:t xml:space="preserve">    ARGUMENT IV (Page 58)</w:t>
+              <w:t xml:space="preserve">    ARGUMENT IV (Page 58)  </w:t>
             </w:r>
             <w:r>
               <w:br/>
@@ -292,7 +292,7 @@
             </w:r>
             <w:r>
               <w:br/>
-              <w:t xml:space="preserve">    ARGUMENT V (Page 60)</w:t>
+              <w:t xml:space="preserve">    ARGUMENT V (Page 60)  </w:t>
             </w:r>
             <w:r>
               <w:br/>
@@ -300,7 +300,7 @@
             </w:r>
             <w:r>
               <w:br/>
-              <w:t xml:space="preserve">    ARGUMENT VI (Page 61)</w:t>
+              <w:t xml:space="preserve">    ARGUMENT VI (Page 61)  </w:t>
             </w:r>
             <w:r>
               <w:br/>
@@ -308,7 +308,7 @@
             </w:r>
             <w:r>
               <w:br/>
-              <w:t xml:space="preserve">    ARGUMENT VII (Page 62)</w:t>
+              <w:t xml:space="preserve">    ARGUMENT VII (Page 62)  </w:t>
             </w:r>
             <w:r>
               <w:br/>
@@ -316,7 +316,7 @@
             </w:r>
             <w:r>
               <w:br/>
-              <w:t xml:space="preserve">    ARGUMENT VIII (Page 73)</w:t>
+              <w:t xml:space="preserve">    ARGUMENT VIII (Page 73)  </w:t>
             </w:r>
             <w:r>
               <w:br/>
@@ -334,7 +334,7 @@
                 <w:b/>
                 <w:bCs/>
               </w:rPr>
-              <w:t xml:space="preserve">9:    </w:t>
+              <w:t xml:space="preserve">Page 114:  </w:t>
             </w:r>
             <w:r>
               <w:rPr>
@@ -355,7 +355,7 @@
                 <w:b/>
                 <w:bCs/>
               </w:rPr>
-              <w:t xml:space="preserve">10: </w:t>
+              <w:t xml:space="preserve">Page 121:  </w:t>
             </w:r>
             <w:r>
               <w:rPr>
